--- a/tillsyn/A 27261-2026 tillsynsbegäran.docx
+++ b/tillsyn/A 27261-2026 tillsynsbegäran.docx
@@ -227,7 +227,7 @@
     <w:r>
       <w:tab/>
       <w:tab/>
-      <w:t>2026-10-01</w:t>
+      <w:t>2026-10-02</w:t>
       <w:br/>
       <w:br/>
     </w:r>

--- a/tillsyn/A 27261-2026 tillsynsbegäran.docx
+++ b/tillsyn/A 27261-2026 tillsynsbegäran.docx
@@ -227,7 +227,7 @@
     <w:r>
       <w:tab/>
       <w:tab/>
-      <w:t>2026-10-02</w:t>
+      <w:t>2026-10-03</w:t>
       <w:br/>
       <w:br/>
     </w:r>

--- a/tillsyn/A 27261-2026 tillsynsbegäran.docx
+++ b/tillsyn/A 27261-2026 tillsynsbegäran.docx
@@ -227,7 +227,7 @@
     <w:r>
       <w:tab/>
       <w:tab/>
-      <w:t>2026-10-03</w:t>
+      <w:t>2026-10-04</w:t>
       <w:br/>
       <w:br/>
     </w:r>

--- a/tillsyn/A 27261-2026 tillsynsbegäran.docx
+++ b/tillsyn/A 27261-2026 tillsynsbegäran.docx
@@ -227,7 +227,7 @@
     <w:r>
       <w:tab/>
       <w:tab/>
-      <w:t>2026-10-04</w:t>
+      <w:t>2026-10-05</w:t>
       <w:br/>
       <w:br/>
     </w:r>
